--- a/assets/workshop-folder/demo/treaty-layer-summary.docx
+++ b/assets/workshop-folder/demo/treaty-layer-summary.docx
@@ -7,12 +7,12 @@
         <w:pStyle w:val="Heading1"/>
       </w:pPr>
       <w:r>
-        <w:t>[STAND-IN — swap for the genericized Gen Re source document when received; see facilitator guide TODO]</w:t>
+        <w:t>Quarterly Treaty-Layer Summary — Larkspur Mutual Insurance Company</w:t>
       </w:r>
     </w:p>
     <w:p>
       <w:r>
-        <w:t>Quarterly Treaty-Layer Summary — Meridian Mutual Insurance Company</w:t>
+        <w:t>[STAND-IN — swap for the genericized Gen Re source document when received; see facilitator guide TODO]</w:t>
       </w:r>
     </w:p>
     <w:p>
@@ -80,7 +80,7 @@
         <w:pStyle w:val="ListBullet"/>
       </w:pPr>
       <w:r>
-        <w:t>Renewal notice date under Article 14 (90 days prior to expiry): 1 October 2026</w:t>
+        <w:t>Renewal notice date under Article 14 (90 days prior to expiry): 2 October 2026</w:t>
       </w:r>
     </w:p>
     <w:p>
@@ -93,7 +93,7 @@
     </w:p>
     <w:p>
       <w:r>
-        <w:t>Meridian Mutual is a mutual property and casualty writer operating across seven midwestern states, with a book weighted towards homeowners and small commercial property. This is the fourth consecutive year we have participated on their catastrophe programme.</w:t>
+        <w:t>Larkspur Mutual is a mutual property and casualty writer operating across seven midwestern states, with a book weighted towards homeowners and small commercial property. This is the fourth consecutive year we have participated on their catastrophe programme.</w:t>
       </w:r>
     </w:p>
     <w:p>
@@ -470,7 +470,7 @@
     </w:p>
     <w:p>
       <w:r>
-        <w:t>The first, a severe thunderstorm and hail outbreak across the Missouri valley on 14 April 2026, was advised at $6,400,000 gross to the cedent as at 30 June. That takes the retention in full, exhausts Layer 1, and puts $1,400,000 into Layer 2. Meridian's adjusters had closed roughly 60% of the claim count by the end of the quarter, and the reserve has moved twice since first advice, both times upwards. We should expect further development here.</w:t>
+        <w:t>The first, a severe thunderstorm and hail outbreak across the Missouri valley on 14 April 2026, was advised at $6,400,000 gross to the cedent as at 30 June. That takes the retention in full, exhausts Layer 1, and puts $1,400,000 into Layer 2. Larkspur's adjusters had closed roughly 60% of the claim count by the end of the quarter, and the reserve has moved twice since first advice, both times upwards. We should expect further development here.</w:t>
       </w:r>
     </w:p>
     <w:p>
@@ -525,7 +525,7 @@
         <w:pStyle w:val="ListBullet"/>
       </w:pPr>
       <w:r>
-        <w:t>Meridian Mutual has told the broker they are considering raising their retention to $5,000,000 at renewal. That would remove Layer 1 from the programme, which is where the premium is.</w:t>
+        <w:t>Larkspur Mutual has told the broker they are considering raising their retention to $5,000,000 at renewal. That would remove Layer 1 from the programme, which is where the premium is.</w:t>
       </w:r>
     </w:p>
     <w:p>
@@ -557,7 +557,7 @@
         <w:pStyle w:val="ListBullet"/>
       </w:pPr>
       <w:r>
-        <w:t>Issue renewal terms to Meridian Mutual by 15 October 2026, per the Article 14 notice date.</w:t>
+        <w:t>Issue renewal terms to Larkspur Mutual by 15 October 2026, per the Article 14 notice date.</w:t>
       </w:r>
     </w:p>
     <w:p>

--- a/assets/workshop-folder/demo/treaty-layer-summary.docx
+++ b/assets/workshop-folder/demo/treaty-layer-summary.docx
@@ -8,11 +8,6 @@
       </w:pPr>
       <w:r>
         <w:t>Quarterly Treaty-Layer Summary — Larkspur Mutual Insurance Company</w:t>
-      </w:r>
-    </w:p>
-    <w:p>
-      <w:r>
-        <w:t>[STAND-IN — swap for the genericized Gen Re source document when received; see facilitator guide TODO]</w:t>
       </w:r>
     </w:p>
     <w:p>
